--- a/treasure/download/经藏/大集部-28部/新建文件夹/大乘大集地藏十轮经-唐-玄奘.docx
+++ b/treasure/download/经藏/大集部-28部/新建文件夹/大乘大集地藏十轮经-唐-玄奘.docx
@@ -39,12 +39,25 @@
     <w:p>
       <w:pPr>
         <w:pStyle w:val="a7"/>
-      </w:pPr>
-      <w:r>
-        <w:rPr>
-          <w:rFonts w:hint="eastAsia"/>
-        </w:rPr>
-        <w:t xml:space="preserve">　　昔者旭照高山，天宫御一乘之驾。流晖原隰，鹿苑转四谛之轮。虽复发轸分逵，而涂无乱辙。一云普洽，而卉木各茂。自鹄林变色。慧日寝光。达学电谢以息肩，真人长往而寂虑。且前贤述圣。难令各解。后进孤陋。更异亲承。况乎正法既往。久当像末。定慧与福德异时，醇化与浇风殊运。然则一乘三乘之驾。安可以同其辙哉。若识时来在数药性勿违。然后可以清沉痼之宿疾，体权实之同归矣。十轮经者。则此土末法之教也。何以明之。佛以末法恶时，去圣浸远。败根比之坏器，空见借喻生盲。沉醉五欲，类石田之不苗。放肆十恶，似臭身之垢秽。故此经能濯臭身，开盲目，陶坏器，沃石田。是以菩萨示声闻之形，象王敬出家之服。以此幢相化彼无惭。显二事之护持，成三乘之道果。故经曰。为令此土三宝种姓威德炽盛久住世故。又曰。摧灭一切诸众生类犹如金刚坚固烦恼。然则三宝久住。显教传于末法。金刚烦恼验障异乎一乘。寻旧经之来。年代盖久。但谱第遗目。传人失记。翻译之主既往，来兹之日罕闻。同我者失魄于真彩，异我者大笑于淡味。谬以千里。能勿悲乎。夫极曜文天。或蔽亏于薄雾。至言轨物。时沦滞于广辩。针石一违，有死生之巨痛。纤毫错学，有升坠之异涂。其可易乎。属有三藏玄奘法师者。始则学架东朝。末乃访道西域。轻一生之性命，涉数万之艰难。果能竭溟渤以索亡珠，蹈龙宫而穷秘藏。吞法流于智海，瓶写无遗。受道气于檀林，香风更馥。至于因明三量声论八音。莫不究立破之源，穷字转之本。如来所说菩萨所传。已来未来一朝备集。昉以薄业不偶真应。幸达圣制乱于未肇。后贤传灯于既夕。遂使定死余命，冀反魂于法药。昏野迷方，期还辕于觉道。于是染翰操纸。杜绝外虑。务详至教。释彼纷执。畴咨法主。重启梵文。粤以永徽二年岁次辛亥正月乙未。尽其年十二月甲寅翻译始毕。凡八品十卷。以今所翻比诸旧本。旧本已有今更详明。旧本所无斯文具载。于是处座伉谈者，响法雷而吐辩。静虑通微者，镜玄波而照心。顶火暴腹之徒，戢萤晖于慧日。喜足谦怀之侣，腾高节于清风矣。前佛既往。后佛未兴。庶此教长悬。永济来者。弘道之士如何勿思。</w:t>
+        <w:ind w:firstLine="480"/>
+      </w:pPr>
+      <w:r>
+        <w:rPr>
+          <w:rFonts w:hint="eastAsia"/>
+        </w:rPr>
+        <w:t>昔者旭照高山，天宫御一乘之驾。流晖原隰，鹿苑转四谛之轮。虽复发轸分逵，而涂无乱辙。一云普洽，而卉木各茂。自鹄林变色。慧日寝光。达学电谢以息肩，真人长往而寂虑。且前贤述圣。难令各解。后进孤陋。更异亲承。况乎正法既往。久当像末。定慧与福德异时，醇化与浇风殊运。然则一乘三乘之驾。安可以同其辙哉。若识时来在数药性勿违。然后可以清沉痼之宿疾，体权实之同归矣。十轮经者。则此土末法之教也。何以明之。佛以末法恶时，去圣浸远。败根比之坏器，空见借喻生盲。沉醉五欲，类石田之不苗。放肆十恶，似臭身之垢秽。故此经能濯臭身，开盲目，陶坏器，沃石田。是以菩萨示声闻之形，象王敬出家之服。以此幢相化彼无惭。显二事之护持，成三乘之道果。故经曰。为令此土三宝种姓威德炽盛久住世故。又曰。摧灭一切诸众生类犹如金刚坚固烦恼。然则三宝久住。显教传于末法。金刚烦恼验障异乎一乘。寻旧经之来。年代盖久。但谱第遗目。传人失记。翻译之主既往，来兹之日罕闻。同我者失魄于真彩，异我者大笑于淡味。谬以千里。能勿悲乎。夫极曜文天。或蔽亏于薄雾。至言轨物。时沦滞于广辩。针石一违，有死生之巨痛。纤毫错学，有升坠之异涂。其可易乎。</w:t>
+      </w:r>
+    </w:p>
+    <w:p>
+      <w:pPr>
+        <w:pStyle w:val="a7"/>
+        <w:ind w:firstLine="480"/>
+      </w:pPr>
+      <w:r>
+        <w:rPr>
+          <w:rFonts w:hint="eastAsia"/>
+        </w:rPr>
+        <w:t>属有三藏玄奘法师者。始则学架东朝。末乃访道西域。轻一生之性命，涉数万之艰难。果能竭溟渤以索亡珠，蹈龙宫而穷秘藏。吞法流于智海，瓶写无遗。受道气于檀林，香风更馥。至于因明三量声论八音。莫不究立破之源，穷字转之本。如来所说菩萨所传。已来未来一朝备集。昉以薄业不偶真应。幸达圣制乱于未肇。后贤传灯于既夕。遂使定死余命，冀反魂于法药。昏野迷方，期还辕于觉道。于是染翰操纸。杜绝外虑。务详至教。释彼纷执。畴咨法主。重启梵文。粤以永徽二年岁次辛亥正月乙未。尽其年十二月甲寅翻译始毕。凡八品十卷。以今所翻比诸旧本。旧本已有今更详明。旧本所无斯文具载。于是处座伉谈者，响法雷而吐辩。静虑通微者，镜玄波而照心。顶火暴腹之徒，戢萤晖于慧日。喜足谦怀之侣，腾高节于清风矣。前佛既往。后佛未兴。庶此教长悬。永济来者。弘道之士如何勿思。</w:t>
       </w:r>
     </w:p>
     <w:p>
@@ -1037,7 +1050,7 @@
         <w:rPr>
           <w:rFonts w:hint="eastAsia"/>
         </w:rPr>
-        <w:t>。由此定力令彼佛土所有一切小轮围山大轮围山、苏迷卢山及诸余山、</w:t>
+        <w:t>。由此定力令彼佛土所有一切小轮围山大轮围山、苏迷卢山及诸余山</w:t>
       </w:r>
       <w:r>
         <w:rPr>
@@ -2091,8 +2104,6 @@
         </w:rPr>
         <w:t>、</w:t>
       </w:r>
-      <w:bookmarkStart w:id="0" w:name="_GoBack"/>
-      <w:bookmarkEnd w:id="0"/>
       <w:r>
         <w:rPr>
           <w:rFonts w:hint="eastAsia"/>
@@ -13237,7 +13248,21 @@
         <w:rPr>
           <w:rFonts w:hint="eastAsia"/>
         </w:rPr>
-        <w:t>大乘大集地藏十轮经卷第十</w:t>
+        <w:t>大乘大集</w:t>
+      </w:r>
+      <w:bookmarkStart w:id="0" w:name="_GoBack"/>
+      <w:r>
+        <w:rPr>
+          <w:rFonts w:hint="eastAsia"/>
+        </w:rPr>
+        <w:t>地藏</w:t>
+      </w:r>
+      <w:bookmarkEnd w:id="0"/>
+      <w:r>
+        <w:rPr>
+          <w:rFonts w:hint="eastAsia"/>
+        </w:rPr>
+        <w:t>十轮经卷第十</w:t>
       </w:r>
     </w:p>
     <w:sectPr>
@@ -14069,7 +14094,7 @@
 </file>
 
 <file path=customXml/itemProps1.xml><?xml version="1.0" encoding="utf-8"?>
-<ds:datastoreItem xmlns:ds="http://schemas.openxmlformats.org/officeDocument/2006/customXml" ds:itemID="{301ADF75-3E2E-4B04-8AE1-A67BFC3C476E}">
+<ds:datastoreItem xmlns:ds="http://schemas.openxmlformats.org/officeDocument/2006/customXml" ds:itemID="{C19DF5A1-8117-44E3-A02E-BB96305849A8}">
   <ds:schemaRefs>
     <ds:schemaRef ds:uri="http://schemas.openxmlformats.org/officeDocument/2006/bibliography"/>
   </ds:schemaRefs>

--- a/treasure/download/经藏/大集部-28部/新建文件夹/大乘大集地藏十轮经-唐-玄奘.docx
+++ b/treasure/download/经藏/大集部-28部/新建文件夹/大乘大集地藏十轮经-唐-玄奘.docx
@@ -280,12 +280,13 @@
     <w:p>
       <w:pPr>
         <w:pStyle w:val="a7"/>
-      </w:pPr>
-      <w:r>
-        <w:rPr>
-          <w:rFonts w:hint="eastAsia"/>
-        </w:rPr>
-        <w:t xml:space="preserve">　　尔时世尊告无垢生天帝释</w:t>
+        <w:ind w:firstLine="480"/>
+      </w:pPr>
+      <w:r>
+        <w:rPr>
+          <w:rFonts w:hint="eastAsia"/>
+        </w:rPr>
+        <w:t>尔时世尊告无垢生天帝释</w:t>
       </w:r>
       <w:r>
         <w:rPr>
@@ -309,7 +310,20 @@
         <w:rPr>
           <w:rFonts w:hint="eastAsia"/>
         </w:rPr>
-        <w:t>将来至此。以神通力现是变化。是地藏菩萨摩诃萨有无量无数不可思议殊胜功德之所庄严。一切世间声闻独觉所不能测。此大菩萨是诸微妙功德伏藏。是诸解脱珍宝出处。是诸菩萨明净眼目。是趣涅槃商人导首。如如意珠雨众财宝。随所希求皆令满足。譬诸商人所采宝渚。是能生长善根良田。是能盛贮解脱乐器。是出妙宝功德贤瓶。照行善者犹如朗日。照失道者犹如明炬。除烦恼热如月清凉。如无足者所得车乘。如远涉者所备资粮。如迷方者所逢示导。如狂乱者所服妙药。如疾病者所遇良医。如羸老者所凭几杖。如疲倦者所止床座。度四流者为作桥梁。趣彼岸者为作船筏。是三善根殊胜果报。是三善本所引等流。常行惠施如轮恒转。持戒坚固如妙高山。精进难坏如金刚宝。安忍不动犹如大地。静虑深密犹如秘藏。等至严丽如妙花鬘。智慧深广犹如大海。无所染著譬太虚空。妙果近因如众花</w:t>
+        <w:t>将来至此。以神通力现是变化。是地藏菩萨摩诃萨有无量无数不可思议殊胜功德之所庄严。一切世间声闻独觉所不能测。此大菩萨是诸微妙功德伏藏。是诸解脱珍宝出处。是诸菩萨明净眼目。是趣涅槃商人导首。如如意珠雨众财宝。随所希求皆令满足。譬诸商人所采宝渚。是能生长善根良田。是能盛贮解脱乐器。是出妙宝功德贤瓶。照行善者犹如朗日。照失道者犹如明炬。除烦恼热如月清凉。如无足者所得车乘。如远涉者所备资粮。如迷方者所逢示导。如狂乱者所服妙药。如疾病者所遇良医。如羸老者所凭几杖。如疲倦者所止床座。度四流者为作桥梁。趣彼岸者为作船筏。是三善根殊胜果报。是三善本所引等流。常行惠施如轮恒转。</w:t>
+      </w:r>
+    </w:p>
+    <w:p>
+      <w:pPr>
+        <w:pStyle w:val="a7"/>
+      </w:pPr>
+      <w:bookmarkStart w:id="0" w:name="_GoBack"/>
+      <w:bookmarkEnd w:id="0"/>
+      <w:r>
+        <w:rPr>
+          <w:rFonts w:hint="eastAsia"/>
+        </w:rPr>
+        <w:t>持戒坚固如妙高山。精进难坏如金刚宝。安忍不动犹如大地。静虑深密犹如秘藏。等至严丽如妙花鬘。智慧深广犹如大海。无所染著譬太虚空。妙果近因如众花</w:t>
       </w:r>
       <w:r>
         <w:rPr>
@@ -321,14 +335,14 @@
         <w:rPr>
           <w:rFonts w:hint="eastAsia"/>
         </w:rPr>
-        <w:t>杂如独觉乘。洗烦恼垢如清净水。能除臭秽如疾飘风。断众结缚如利刀剑。护诸怖畏如亲如友。防诸怨敌如堑如城。救诸危难犹如父母。藏诸怯劣犹若丛林。如夏远行所投大树。与热渴者作清冷水。与饥乏者作诸甘果。为露形者作诸衣服。为热乏者作大密云。为贫匮者作如意宝。为恐惧者作所归依。为诸稼穑作甘泽雨。为诸浊水作月爱珠。令诸有情善根不坏。现妙境界令众欣悦。劝发有情增上惭愧。求福慧者令具庄严。能除烦恼如吐下药。能摄乱心如等持境。辩才无滞如水激轮。摄事系心如观妙色。安忍坚住如妙高山。</w:t>
+        <w:t>杂如独觉乘。洗烦恼垢如清净水。能除臭秽如疾飘风。断众结缚如利刀剑。护诸怖畏如亲如友。防诸怨敌如堑如城。救诸危难犹如父母。藏诸怯劣犹若丛林。如夏远行所投大树。与热渴者作清冷水。与饥乏者作诸甘果。为露形者作诸衣服。为热乏者作大密云。为贫匮者作如意宝。为恐惧者作所归依。为诸稼穑作甘泽雨。为诸浊水作月爱珠。令诸有情善根不坏。现妙境界令众欣悦。劝发有情增上惭愧。求福慧者令具庄严。能除烦恼如吐下药。能摄乱心如等持境。辩才无滞如水激轮。摄事系心如观妙色。</w:t>
       </w:r>
       <w:r>
         <w:rPr>
           <w:rFonts w:hint="eastAsia"/>
         </w:rPr>
         <w:lastRenderedPageBreak/>
-        <w:t>总持深广犹如大海。神足无碍譬若虚空。灭除一切惑障习气。犹如烈日销释轻冰。常游静虑无色正道。一切智智妙宝洲渚。能无功用转大法轮。</w:t>
+        <w:t>安忍坚住如妙高山。总持深广犹如大海。神足无碍譬若虚空。灭除一切惑障习气。犹如烈日销释轻冰。常游静虑无色正道。一切智智妙宝洲渚。能无功用转大法轮。</w:t>
       </w:r>
     </w:p>
     <w:p>
@@ -13248,21 +13262,7 @@
         <w:rPr>
           <w:rFonts w:hint="eastAsia"/>
         </w:rPr>
-        <w:t>大乘大集</w:t>
-      </w:r>
-      <w:bookmarkStart w:id="0" w:name="_GoBack"/>
-      <w:r>
-        <w:rPr>
-          <w:rFonts w:hint="eastAsia"/>
-        </w:rPr>
-        <w:t>地藏</w:t>
-      </w:r>
-      <w:bookmarkEnd w:id="0"/>
-      <w:r>
-        <w:rPr>
-          <w:rFonts w:hint="eastAsia"/>
-        </w:rPr>
-        <w:t>十轮经卷第十</w:t>
+        <w:t>大乘大集地藏十轮经卷第十</w:t>
       </w:r>
     </w:p>
     <w:sectPr>
@@ -14094,7 +14094,7 @@
 </file>
 
 <file path=customXml/itemProps1.xml><?xml version="1.0" encoding="utf-8"?>
-<ds:datastoreItem xmlns:ds="http://schemas.openxmlformats.org/officeDocument/2006/customXml" ds:itemID="{C19DF5A1-8117-44E3-A02E-BB96305849A8}">
+<ds:datastoreItem xmlns:ds="http://schemas.openxmlformats.org/officeDocument/2006/customXml" ds:itemID="{0503F1B7-DAE5-459D-B8CA-DA158E0D0AAE}">
   <ds:schemaRefs>
     <ds:schemaRef ds:uri="http://schemas.openxmlformats.org/officeDocument/2006/bibliography"/>
   </ds:schemaRefs>
